--- a/GIC_Solution_Periyasamy.docx
+++ b/GIC_Solution_Periyasamy.docx
@@ -2059,6 +2059,26 @@
         </w:rPr>
         <w:t xml:space="preserve"> libraries for efficient interaction with the SQL database.</w:t>
       </w:r>
+      <w:r>
+        <w:rPr>
+          <w:rFonts w:ascii="Arial" w:hAnsi="Arial" w:cs="Arial"/>
+        </w:rPr>
+        <w:t xml:space="preserve"> Windows </w:t>
+      </w:r>
+      <w:proofErr w:type="spellStart"/>
+      <w:r>
+        <w:rPr>
+          <w:rFonts w:ascii="Arial" w:hAnsi="Arial" w:cs="Arial"/>
+        </w:rPr>
+        <w:t>Powershell</w:t>
+      </w:r>
+      <w:proofErr w:type="spellEnd"/>
+      <w:r>
+        <w:rPr>
+          <w:rFonts w:ascii="Arial" w:hAnsi="Arial" w:cs="Arial"/>
+        </w:rPr>
+        <w:t xml:space="preserve"> has been used to execute Python files. </w:t>
+      </w:r>
     </w:p>
     <w:p>
       <w:pPr>
@@ -3067,6 +3087,7 @@
       <w:r>
         <w:rPr>
           <w:rFonts w:ascii="Arial" w:hAnsi="Arial" w:cs="Arial"/>
+          <w:noProof/>
         </w:rPr>
         <w:drawing>
           <wp:inline distT="0" distB="0" distL="0" distR="0" wp14:anchorId="57FE03C8" wp14:editId="30E8FA27">
@@ -3254,6 +3275,7 @@
       <w:r>
         <w:rPr>
           <w:rFonts w:ascii="Arial" w:hAnsi="Arial" w:cs="Arial"/>
+          <w:noProof/>
         </w:rPr>
         <w:drawing>
           <wp:inline distT="0" distB="0" distL="0" distR="0" wp14:anchorId="0B6B7847" wp14:editId="40583D08">
